--- a/course_development/domains/active_inference_robotics/02_bio_inspired_design/08_planning/output/lecture-content/08_planning-module.docx
+++ b/course_development/domains/active_inference_robotics/02_bio_inspired_design/08_planning/output/lecture-content/08_planning-module.docx
@@ -19,7 +19,7 @@
     </w:p>
     <w:p>
       <w:r>
-        <w:t>This module explores Planning . In the Robotics curriculum, we approach this topic with a focus on specific applications and theoretical depth appropriate for the audience. Planning is a critical component of the 8-part Active Inference spine, bridging the gap between [Previous Topic] and [Next Topic].</w:t>
+        <w:t>This module explores Planning . In the Robotics curriculum, we approach this topic with a focus on specific applications and theoretical depth appropriate for the audience. Planning is a critical component of the 8-part Active Inference spine, bridging the gap between Communication and Systems.</w:t>
       </w:r>
     </w:p>
     <w:p>
@@ -66,9 +66,9 @@
       <w:r>
         <w:t>In Robotics, we see Planning manifest in:</w:t>
         <w:br/>
-        <w:t>* Specific Example 1 : [Add domain-specific example here]</w:t>
+        <w:t>* Specific Example 1 : A desert-ant-inspired robot plans return-to-nest trajectories using a path integration mechanism (analogous to the ant's celestial compass and step counter) that maintains a running estimate of the home vector; when foraging is complete, the robot evaluates candidate return paths by predicting sensory consequences -- a direct homeward path minimizes expected free energy when the home-vector estimate is confident, but when uncertainty is high (long foraging trip, accumulated drift), the planner selects landmark-following paths that trade directness for information gain, just as real desert ants switch from path integration to visual piloting.</w:t>
         <w:br/>
-        <w:t>* Specific Example 2 : [Add domain-specific example here]</w:t>
+        <w:t>* Specific Example 2 : A corvid-inspired robot planner demonstrates prospective cognition by simulating future tool-use sequences before acting -- when faced with a food item inside a tube, the robot's generative model evaluates candidate action sequences (push with stick A, then hook with stick B) by mentally simulating each step's expected sensory outcomes, selecting the multi-step plan that minimizes expected free energy across the full temporal horizon rather than greedily choosing the immediately most rewarding action, mirroring the hierarchical planning observed in New Caledonian crows.</w:t>
       </w:r>
     </w:p>
     <w:p>
